--- a/Documentos/Laboratorio/Entrega/Anexo3-Seguridad.docx
+++ b/Documentos/Laboratorio/Entrega/Anexo3-Seguridad.docx
@@ -209,21 +209,19 @@
           <w:b/>
           <w:u w:val="single"/>
         </w:rPr>
-        <w:t xml:space="preserve">Para los factores de </w:t>
+        <w:t>Para los factores de Seguridad:</w:t>
       </w:r>
       <w:r>
         <w:rPr>
           <w:b/>
           <w:u w:val="single"/>
         </w:rPr>
-        <w:t>S</w:t>
       </w:r>
       <w:r>
         <w:rPr>
           <w:b/>
           <w:u w:val="single"/>
         </w:rPr>
-        <w:t xml:space="preserve">eguridad </w:t>
       </w:r>
       <w:r>
         <w:rPr>
@@ -231,7 +229,6 @@
           <w:i/>
           <w:u w:val="single"/>
         </w:rPr>
-        <w:t xml:space="preserve">(Se </w:t>
       </w:r>
       <w:r>
         <w:rPr>
@@ -239,7 +236,6 @@
           <w:i/>
           <w:u w:val="single"/>
         </w:rPr>
-        <w:t>incluyen</w:t>
       </w:r>
       <w:r>
         <w:rPr>
@@ -247,7 +243,6 @@
           <w:i/>
           <w:u w:val="single"/>
         </w:rPr>
-        <w:t xml:space="preserve"> datos puntuales a modo de ejemplo):</w:t>
       </w:r>
     </w:p>
     <w:tbl>
@@ -3441,7 +3436,7 @@
           <w:sz w:val="24"/>
           <w:szCs w:val="24"/>
         </w:rPr>
-        <w:t>El Equipo de Proyecto completará esta tabla consignando los factores y atributos de seguridad que se establecieron para el proyecto, en el orden de prioridad que se estableció para facilitar la evaluación.</w:t>
+        <w:t>NIST Cybersecurity Framework (CSF) 2.0, OWASP Top 10 (2021), OWASP Top 10 for LLM Applications y MITRE ATT&amp;CK.</w:t>
       </w:r>
     </w:p>
     <w:p/>
@@ -3645,7 +3640,7 @@
         <w:i/>
         <w:iCs/>
       </w:rPr>
-      <w:t>Ciclo Lectivo 202</w:t>
+      <w:t>Ciclo Lectivo 2026</w:t>
     </w:r>
     <w:r>
       <w:rPr>
@@ -3653,7 +3648,6 @@
         <w:i/>
         <w:iCs/>
       </w:rPr>
-      <w:t>5</w:t>
     </w:r>
   </w:p>
   <w:p>

--- a/Documentos/Laboratorio/Entrega/Anexo3-Seguridad.docx
+++ b/Documentos/Laboratorio/Entrega/Anexo3-Seguridad.docx
@@ -673,7 +673,12 @@
             <w:tcW w:type="dxa" w:w="505"/>
           </w:tcPr>
           <w:p>
-            <w:r/>
+            <w:pPr>
+              <w:jc w:val="center"/>
+            </w:pPr>
+            <w:r>
+              <w:t>X</w:t>
+            </w:r>
           </w:p>
         </w:tc>
         <w:tc>
@@ -681,6 +686,9 @@
             <w:tcW w:type="dxa" w:w="371"/>
           </w:tcPr>
           <w:p>
+            <w:pPr>
+              <w:jc w:val="center"/>
+            </w:pPr>
             <w:r/>
           </w:p>
         </w:tc>
@@ -689,38 +697,53 @@
             <w:tcW w:type="dxa" w:w="419"/>
           </w:tcPr>
           <w:p>
-            <w:r/>
-          </w:p>
-        </w:tc>
-        <w:tc>
-          <w:tcPr>
-            <w:tcW w:type="dxa" w:w="839"/>
-          </w:tcPr>
-          <w:p>
-            <w:r/>
-          </w:p>
-        </w:tc>
-        <w:tc>
-          <w:tcPr>
-            <w:tcW w:type="dxa" w:w="732"/>
-          </w:tcPr>
-          <w:p>
-            <w:r/>
-          </w:p>
-        </w:tc>
-        <w:tc>
-          <w:tcPr>
-            <w:tcW w:type="dxa" w:w="839"/>
-          </w:tcPr>
-          <w:p>
-            <w:r/>
-          </w:p>
-        </w:tc>
-        <w:tc>
-          <w:tcPr>
-            <w:tcW w:type="dxa" w:w="732"/>
-          </w:tcPr>
-          <w:p>
+            <w:pPr>
+              <w:jc w:val="center"/>
+            </w:pPr>
+            <w:r/>
+          </w:p>
+        </w:tc>
+        <w:tc>
+          <w:tcPr>
+            <w:tcW w:type="dxa" w:w="839"/>
+          </w:tcPr>
+          <w:p>
+            <w:pPr>
+              <w:jc w:val="center"/>
+            </w:pPr>
+            <w:r/>
+          </w:p>
+        </w:tc>
+        <w:tc>
+          <w:tcPr>
+            <w:tcW w:type="dxa" w:w="732"/>
+          </w:tcPr>
+          <w:p>
+            <w:pPr>
+              <w:jc w:val="center"/>
+            </w:pPr>
+            <w:r/>
+          </w:p>
+        </w:tc>
+        <w:tc>
+          <w:tcPr>
+            <w:tcW w:type="dxa" w:w="839"/>
+          </w:tcPr>
+          <w:p>
+            <w:pPr>
+              <w:jc w:val="center"/>
+            </w:pPr>
+            <w:r/>
+          </w:p>
+        </w:tc>
+        <w:tc>
+          <w:tcPr>
+            <w:tcW w:type="dxa" w:w="732"/>
+          </w:tcPr>
+          <w:p>
+            <w:pPr>
+              <w:jc w:val="center"/>
+            </w:pPr>
             <w:r/>
           </w:p>
         </w:tc>
@@ -759,7 +782,12 @@
             <w:tcW w:type="dxa" w:w="505"/>
           </w:tcPr>
           <w:p>
-            <w:r/>
+            <w:pPr>
+              <w:jc w:val="center"/>
+            </w:pPr>
+            <w:r>
+              <w:t>X</w:t>
+            </w:r>
           </w:p>
         </w:tc>
         <w:tc>
@@ -767,6 +795,9 @@
             <w:tcW w:type="dxa" w:w="371"/>
           </w:tcPr>
           <w:p>
+            <w:pPr>
+              <w:jc w:val="center"/>
+            </w:pPr>
             <w:r/>
           </w:p>
         </w:tc>
@@ -775,38 +806,53 @@
             <w:tcW w:type="dxa" w:w="419"/>
           </w:tcPr>
           <w:p>
-            <w:r/>
-          </w:p>
-        </w:tc>
-        <w:tc>
-          <w:tcPr>
-            <w:tcW w:type="dxa" w:w="839"/>
-          </w:tcPr>
-          <w:p>
-            <w:r/>
-          </w:p>
-        </w:tc>
-        <w:tc>
-          <w:tcPr>
-            <w:tcW w:type="dxa" w:w="732"/>
-          </w:tcPr>
-          <w:p>
-            <w:r/>
-          </w:p>
-        </w:tc>
-        <w:tc>
-          <w:tcPr>
-            <w:tcW w:type="dxa" w:w="839"/>
-          </w:tcPr>
-          <w:p>
-            <w:r/>
-          </w:p>
-        </w:tc>
-        <w:tc>
-          <w:tcPr>
-            <w:tcW w:type="dxa" w:w="732"/>
-          </w:tcPr>
-          <w:p>
+            <w:pPr>
+              <w:jc w:val="center"/>
+            </w:pPr>
+            <w:r/>
+          </w:p>
+        </w:tc>
+        <w:tc>
+          <w:tcPr>
+            <w:tcW w:type="dxa" w:w="839"/>
+          </w:tcPr>
+          <w:p>
+            <w:pPr>
+              <w:jc w:val="center"/>
+            </w:pPr>
+            <w:r/>
+          </w:p>
+        </w:tc>
+        <w:tc>
+          <w:tcPr>
+            <w:tcW w:type="dxa" w:w="732"/>
+          </w:tcPr>
+          <w:p>
+            <w:pPr>
+              <w:jc w:val="center"/>
+            </w:pPr>
+            <w:r/>
+          </w:p>
+        </w:tc>
+        <w:tc>
+          <w:tcPr>
+            <w:tcW w:type="dxa" w:w="839"/>
+          </w:tcPr>
+          <w:p>
+            <w:pPr>
+              <w:jc w:val="center"/>
+            </w:pPr>
+            <w:r/>
+          </w:p>
+        </w:tc>
+        <w:tc>
+          <w:tcPr>
+            <w:tcW w:type="dxa" w:w="732"/>
+          </w:tcPr>
+          <w:p>
+            <w:pPr>
+              <w:jc w:val="center"/>
+            </w:pPr>
             <w:r/>
           </w:p>
         </w:tc>
@@ -845,7 +891,12 @@
             <w:tcW w:type="dxa" w:w="505"/>
           </w:tcPr>
           <w:p>
-            <w:r/>
+            <w:pPr>
+              <w:jc w:val="center"/>
+            </w:pPr>
+            <w:r>
+              <w:t>X</w:t>
+            </w:r>
           </w:p>
         </w:tc>
         <w:tc>
@@ -853,6 +904,9 @@
             <w:tcW w:type="dxa" w:w="371"/>
           </w:tcPr>
           <w:p>
+            <w:pPr>
+              <w:jc w:val="center"/>
+            </w:pPr>
             <w:r/>
           </w:p>
         </w:tc>
@@ -861,38 +915,53 @@
             <w:tcW w:type="dxa" w:w="419"/>
           </w:tcPr>
           <w:p>
-            <w:r/>
-          </w:p>
-        </w:tc>
-        <w:tc>
-          <w:tcPr>
-            <w:tcW w:type="dxa" w:w="839"/>
-          </w:tcPr>
-          <w:p>
-            <w:r/>
-          </w:p>
-        </w:tc>
-        <w:tc>
-          <w:tcPr>
-            <w:tcW w:type="dxa" w:w="732"/>
-          </w:tcPr>
-          <w:p>
-            <w:r/>
-          </w:p>
-        </w:tc>
-        <w:tc>
-          <w:tcPr>
-            <w:tcW w:type="dxa" w:w="839"/>
-          </w:tcPr>
-          <w:p>
-            <w:r/>
-          </w:p>
-        </w:tc>
-        <w:tc>
-          <w:tcPr>
-            <w:tcW w:type="dxa" w:w="732"/>
-          </w:tcPr>
-          <w:p>
+            <w:pPr>
+              <w:jc w:val="center"/>
+            </w:pPr>
+            <w:r/>
+          </w:p>
+        </w:tc>
+        <w:tc>
+          <w:tcPr>
+            <w:tcW w:type="dxa" w:w="839"/>
+          </w:tcPr>
+          <w:p>
+            <w:pPr>
+              <w:jc w:val="center"/>
+            </w:pPr>
+            <w:r/>
+          </w:p>
+        </w:tc>
+        <w:tc>
+          <w:tcPr>
+            <w:tcW w:type="dxa" w:w="732"/>
+          </w:tcPr>
+          <w:p>
+            <w:pPr>
+              <w:jc w:val="center"/>
+            </w:pPr>
+            <w:r/>
+          </w:p>
+        </w:tc>
+        <w:tc>
+          <w:tcPr>
+            <w:tcW w:type="dxa" w:w="839"/>
+          </w:tcPr>
+          <w:p>
+            <w:pPr>
+              <w:jc w:val="center"/>
+            </w:pPr>
+            <w:r/>
+          </w:p>
+        </w:tc>
+        <w:tc>
+          <w:tcPr>
+            <w:tcW w:type="dxa" w:w="732"/>
+          </w:tcPr>
+          <w:p>
+            <w:pPr>
+              <w:jc w:val="center"/>
+            </w:pPr>
             <w:r/>
           </w:p>
         </w:tc>
@@ -931,7 +1000,12 @@
             <w:tcW w:type="dxa" w:w="505"/>
           </w:tcPr>
           <w:p>
-            <w:r/>
+            <w:pPr>
+              <w:jc w:val="center"/>
+            </w:pPr>
+            <w:r>
+              <w:t>X</w:t>
+            </w:r>
           </w:p>
         </w:tc>
         <w:tc>
@@ -939,6 +1013,9 @@
             <w:tcW w:type="dxa" w:w="371"/>
           </w:tcPr>
           <w:p>
+            <w:pPr>
+              <w:jc w:val="center"/>
+            </w:pPr>
             <w:r/>
           </w:p>
         </w:tc>
@@ -947,38 +1024,53 @@
             <w:tcW w:type="dxa" w:w="419"/>
           </w:tcPr>
           <w:p>
-            <w:r/>
-          </w:p>
-        </w:tc>
-        <w:tc>
-          <w:tcPr>
-            <w:tcW w:type="dxa" w:w="839"/>
-          </w:tcPr>
-          <w:p>
-            <w:r/>
-          </w:p>
-        </w:tc>
-        <w:tc>
-          <w:tcPr>
-            <w:tcW w:type="dxa" w:w="732"/>
-          </w:tcPr>
-          <w:p>
-            <w:r/>
-          </w:p>
-        </w:tc>
-        <w:tc>
-          <w:tcPr>
-            <w:tcW w:type="dxa" w:w="839"/>
-          </w:tcPr>
-          <w:p>
-            <w:r/>
-          </w:p>
-        </w:tc>
-        <w:tc>
-          <w:tcPr>
-            <w:tcW w:type="dxa" w:w="732"/>
-          </w:tcPr>
-          <w:p>
+            <w:pPr>
+              <w:jc w:val="center"/>
+            </w:pPr>
+            <w:r/>
+          </w:p>
+        </w:tc>
+        <w:tc>
+          <w:tcPr>
+            <w:tcW w:type="dxa" w:w="839"/>
+          </w:tcPr>
+          <w:p>
+            <w:pPr>
+              <w:jc w:val="center"/>
+            </w:pPr>
+            <w:r/>
+          </w:p>
+        </w:tc>
+        <w:tc>
+          <w:tcPr>
+            <w:tcW w:type="dxa" w:w="732"/>
+          </w:tcPr>
+          <w:p>
+            <w:pPr>
+              <w:jc w:val="center"/>
+            </w:pPr>
+            <w:r/>
+          </w:p>
+        </w:tc>
+        <w:tc>
+          <w:tcPr>
+            <w:tcW w:type="dxa" w:w="839"/>
+          </w:tcPr>
+          <w:p>
+            <w:pPr>
+              <w:jc w:val="center"/>
+            </w:pPr>
+            <w:r/>
+          </w:p>
+        </w:tc>
+        <w:tc>
+          <w:tcPr>
+            <w:tcW w:type="dxa" w:w="732"/>
+          </w:tcPr>
+          <w:p>
+            <w:pPr>
+              <w:jc w:val="center"/>
+            </w:pPr>
             <w:r/>
           </w:p>
         </w:tc>
@@ -1017,7 +1109,12 @@
             <w:tcW w:type="dxa" w:w="505"/>
           </w:tcPr>
           <w:p>
-            <w:r/>
+            <w:pPr>
+              <w:jc w:val="center"/>
+            </w:pPr>
+            <w:r>
+              <w:t>X</w:t>
+            </w:r>
           </w:p>
         </w:tc>
         <w:tc>
@@ -1025,6 +1122,9 @@
             <w:tcW w:type="dxa" w:w="371"/>
           </w:tcPr>
           <w:p>
+            <w:pPr>
+              <w:jc w:val="center"/>
+            </w:pPr>
             <w:r/>
           </w:p>
         </w:tc>
@@ -1033,38 +1133,53 @@
             <w:tcW w:type="dxa" w:w="419"/>
           </w:tcPr>
           <w:p>
-            <w:r/>
-          </w:p>
-        </w:tc>
-        <w:tc>
-          <w:tcPr>
-            <w:tcW w:type="dxa" w:w="839"/>
-          </w:tcPr>
-          <w:p>
-            <w:r/>
-          </w:p>
-        </w:tc>
-        <w:tc>
-          <w:tcPr>
-            <w:tcW w:type="dxa" w:w="732"/>
-          </w:tcPr>
-          <w:p>
-            <w:r/>
-          </w:p>
-        </w:tc>
-        <w:tc>
-          <w:tcPr>
-            <w:tcW w:type="dxa" w:w="839"/>
-          </w:tcPr>
-          <w:p>
-            <w:r/>
-          </w:p>
-        </w:tc>
-        <w:tc>
-          <w:tcPr>
-            <w:tcW w:type="dxa" w:w="732"/>
-          </w:tcPr>
-          <w:p>
+            <w:pPr>
+              <w:jc w:val="center"/>
+            </w:pPr>
+            <w:r/>
+          </w:p>
+        </w:tc>
+        <w:tc>
+          <w:tcPr>
+            <w:tcW w:type="dxa" w:w="839"/>
+          </w:tcPr>
+          <w:p>
+            <w:pPr>
+              <w:jc w:val="center"/>
+            </w:pPr>
+            <w:r/>
+          </w:p>
+        </w:tc>
+        <w:tc>
+          <w:tcPr>
+            <w:tcW w:type="dxa" w:w="732"/>
+          </w:tcPr>
+          <w:p>
+            <w:pPr>
+              <w:jc w:val="center"/>
+            </w:pPr>
+            <w:r/>
+          </w:p>
+        </w:tc>
+        <w:tc>
+          <w:tcPr>
+            <w:tcW w:type="dxa" w:w="839"/>
+          </w:tcPr>
+          <w:p>
+            <w:pPr>
+              <w:jc w:val="center"/>
+            </w:pPr>
+            <w:r/>
+          </w:p>
+        </w:tc>
+        <w:tc>
+          <w:tcPr>
+            <w:tcW w:type="dxa" w:w="732"/>
+          </w:tcPr>
+          <w:p>
+            <w:pPr>
+              <w:jc w:val="center"/>
+            </w:pPr>
             <w:r/>
           </w:p>
         </w:tc>
@@ -1103,7 +1218,12 @@
             <w:tcW w:type="dxa" w:w="505"/>
           </w:tcPr>
           <w:p>
-            <w:r/>
+            <w:pPr>
+              <w:jc w:val="center"/>
+            </w:pPr>
+            <w:r>
+              <w:t>X</w:t>
+            </w:r>
           </w:p>
         </w:tc>
         <w:tc>
@@ -1111,6 +1231,9 @@
             <w:tcW w:type="dxa" w:w="371"/>
           </w:tcPr>
           <w:p>
+            <w:pPr>
+              <w:jc w:val="center"/>
+            </w:pPr>
             <w:r/>
           </w:p>
         </w:tc>
@@ -1119,38 +1242,53 @@
             <w:tcW w:type="dxa" w:w="419"/>
           </w:tcPr>
           <w:p>
-            <w:r/>
-          </w:p>
-        </w:tc>
-        <w:tc>
-          <w:tcPr>
-            <w:tcW w:type="dxa" w:w="839"/>
-          </w:tcPr>
-          <w:p>
-            <w:r/>
-          </w:p>
-        </w:tc>
-        <w:tc>
-          <w:tcPr>
-            <w:tcW w:type="dxa" w:w="732"/>
-          </w:tcPr>
-          <w:p>
-            <w:r/>
-          </w:p>
-        </w:tc>
-        <w:tc>
-          <w:tcPr>
-            <w:tcW w:type="dxa" w:w="839"/>
-          </w:tcPr>
-          <w:p>
-            <w:r/>
-          </w:p>
-        </w:tc>
-        <w:tc>
-          <w:tcPr>
-            <w:tcW w:type="dxa" w:w="732"/>
-          </w:tcPr>
-          <w:p>
+            <w:pPr>
+              <w:jc w:val="center"/>
+            </w:pPr>
+            <w:r/>
+          </w:p>
+        </w:tc>
+        <w:tc>
+          <w:tcPr>
+            <w:tcW w:type="dxa" w:w="839"/>
+          </w:tcPr>
+          <w:p>
+            <w:pPr>
+              <w:jc w:val="center"/>
+            </w:pPr>
+            <w:r/>
+          </w:p>
+        </w:tc>
+        <w:tc>
+          <w:tcPr>
+            <w:tcW w:type="dxa" w:w="732"/>
+          </w:tcPr>
+          <w:p>
+            <w:pPr>
+              <w:jc w:val="center"/>
+            </w:pPr>
+            <w:r/>
+          </w:p>
+        </w:tc>
+        <w:tc>
+          <w:tcPr>
+            <w:tcW w:type="dxa" w:w="839"/>
+          </w:tcPr>
+          <w:p>
+            <w:pPr>
+              <w:jc w:val="center"/>
+            </w:pPr>
+            <w:r/>
+          </w:p>
+        </w:tc>
+        <w:tc>
+          <w:tcPr>
+            <w:tcW w:type="dxa" w:w="732"/>
+          </w:tcPr>
+          <w:p>
+            <w:pPr>
+              <w:jc w:val="center"/>
+            </w:pPr>
             <w:r/>
           </w:p>
         </w:tc>
@@ -1189,7 +1327,12 @@
             <w:tcW w:type="dxa" w:w="505"/>
           </w:tcPr>
           <w:p>
-            <w:r/>
+            <w:pPr>
+              <w:jc w:val="center"/>
+            </w:pPr>
+            <w:r>
+              <w:t>X</w:t>
+            </w:r>
           </w:p>
         </w:tc>
         <w:tc>
@@ -1197,6 +1340,9 @@
             <w:tcW w:type="dxa" w:w="371"/>
           </w:tcPr>
           <w:p>
+            <w:pPr>
+              <w:jc w:val="center"/>
+            </w:pPr>
             <w:r/>
           </w:p>
         </w:tc>
@@ -1205,38 +1351,53 @@
             <w:tcW w:type="dxa" w:w="419"/>
           </w:tcPr>
           <w:p>
-            <w:r/>
-          </w:p>
-        </w:tc>
-        <w:tc>
-          <w:tcPr>
-            <w:tcW w:type="dxa" w:w="839"/>
-          </w:tcPr>
-          <w:p>
-            <w:r/>
-          </w:p>
-        </w:tc>
-        <w:tc>
-          <w:tcPr>
-            <w:tcW w:type="dxa" w:w="732"/>
-          </w:tcPr>
-          <w:p>
-            <w:r/>
-          </w:p>
-        </w:tc>
-        <w:tc>
-          <w:tcPr>
-            <w:tcW w:type="dxa" w:w="839"/>
-          </w:tcPr>
-          <w:p>
-            <w:r/>
-          </w:p>
-        </w:tc>
-        <w:tc>
-          <w:tcPr>
-            <w:tcW w:type="dxa" w:w="732"/>
-          </w:tcPr>
-          <w:p>
+            <w:pPr>
+              <w:jc w:val="center"/>
+            </w:pPr>
+            <w:r/>
+          </w:p>
+        </w:tc>
+        <w:tc>
+          <w:tcPr>
+            <w:tcW w:type="dxa" w:w="839"/>
+          </w:tcPr>
+          <w:p>
+            <w:pPr>
+              <w:jc w:val="center"/>
+            </w:pPr>
+            <w:r/>
+          </w:p>
+        </w:tc>
+        <w:tc>
+          <w:tcPr>
+            <w:tcW w:type="dxa" w:w="732"/>
+          </w:tcPr>
+          <w:p>
+            <w:pPr>
+              <w:jc w:val="center"/>
+            </w:pPr>
+            <w:r/>
+          </w:p>
+        </w:tc>
+        <w:tc>
+          <w:tcPr>
+            <w:tcW w:type="dxa" w:w="839"/>
+          </w:tcPr>
+          <w:p>
+            <w:pPr>
+              <w:jc w:val="center"/>
+            </w:pPr>
+            <w:r/>
+          </w:p>
+        </w:tc>
+        <w:tc>
+          <w:tcPr>
+            <w:tcW w:type="dxa" w:w="732"/>
+          </w:tcPr>
+          <w:p>
+            <w:pPr>
+              <w:jc w:val="center"/>
+            </w:pPr>
             <w:r/>
           </w:p>
         </w:tc>
@@ -1275,7 +1436,12 @@
             <w:tcW w:type="dxa" w:w="505"/>
           </w:tcPr>
           <w:p>
-            <w:r/>
+            <w:pPr>
+              <w:jc w:val="center"/>
+            </w:pPr>
+            <w:r>
+              <w:t>X</w:t>
+            </w:r>
           </w:p>
         </w:tc>
         <w:tc>
@@ -1283,6 +1449,9 @@
             <w:tcW w:type="dxa" w:w="371"/>
           </w:tcPr>
           <w:p>
+            <w:pPr>
+              <w:jc w:val="center"/>
+            </w:pPr>
             <w:r/>
           </w:p>
         </w:tc>
@@ -1291,38 +1460,53 @@
             <w:tcW w:type="dxa" w:w="419"/>
           </w:tcPr>
           <w:p>
-            <w:r/>
-          </w:p>
-        </w:tc>
-        <w:tc>
-          <w:tcPr>
-            <w:tcW w:type="dxa" w:w="839"/>
-          </w:tcPr>
-          <w:p>
-            <w:r/>
-          </w:p>
-        </w:tc>
-        <w:tc>
-          <w:tcPr>
-            <w:tcW w:type="dxa" w:w="732"/>
-          </w:tcPr>
-          <w:p>
-            <w:r/>
-          </w:p>
-        </w:tc>
-        <w:tc>
-          <w:tcPr>
-            <w:tcW w:type="dxa" w:w="839"/>
-          </w:tcPr>
-          <w:p>
-            <w:r/>
-          </w:p>
-        </w:tc>
-        <w:tc>
-          <w:tcPr>
-            <w:tcW w:type="dxa" w:w="732"/>
-          </w:tcPr>
-          <w:p>
+            <w:pPr>
+              <w:jc w:val="center"/>
+            </w:pPr>
+            <w:r/>
+          </w:p>
+        </w:tc>
+        <w:tc>
+          <w:tcPr>
+            <w:tcW w:type="dxa" w:w="839"/>
+          </w:tcPr>
+          <w:p>
+            <w:pPr>
+              <w:jc w:val="center"/>
+            </w:pPr>
+            <w:r/>
+          </w:p>
+        </w:tc>
+        <w:tc>
+          <w:tcPr>
+            <w:tcW w:type="dxa" w:w="732"/>
+          </w:tcPr>
+          <w:p>
+            <w:pPr>
+              <w:jc w:val="center"/>
+            </w:pPr>
+            <w:r/>
+          </w:p>
+        </w:tc>
+        <w:tc>
+          <w:tcPr>
+            <w:tcW w:type="dxa" w:w="839"/>
+          </w:tcPr>
+          <w:p>
+            <w:pPr>
+              <w:jc w:val="center"/>
+            </w:pPr>
+            <w:r/>
+          </w:p>
+        </w:tc>
+        <w:tc>
+          <w:tcPr>
+            <w:tcW w:type="dxa" w:w="732"/>
+          </w:tcPr>
+          <w:p>
+            <w:pPr>
+              <w:jc w:val="center"/>
+            </w:pPr>
             <w:r/>
           </w:p>
         </w:tc>
@@ -1361,7 +1545,12 @@
             <w:tcW w:type="dxa" w:w="505"/>
           </w:tcPr>
           <w:p>
-            <w:r/>
+            <w:pPr>
+              <w:jc w:val="center"/>
+            </w:pPr>
+            <w:r>
+              <w:t>X</w:t>
+            </w:r>
           </w:p>
         </w:tc>
         <w:tc>
@@ -1369,6 +1558,9 @@
             <w:tcW w:type="dxa" w:w="371"/>
           </w:tcPr>
           <w:p>
+            <w:pPr>
+              <w:jc w:val="center"/>
+            </w:pPr>
             <w:r/>
           </w:p>
         </w:tc>
@@ -1377,38 +1569,53 @@
             <w:tcW w:type="dxa" w:w="419"/>
           </w:tcPr>
           <w:p>
-            <w:r/>
-          </w:p>
-        </w:tc>
-        <w:tc>
-          <w:tcPr>
-            <w:tcW w:type="dxa" w:w="839"/>
-          </w:tcPr>
-          <w:p>
-            <w:r/>
-          </w:p>
-        </w:tc>
-        <w:tc>
-          <w:tcPr>
-            <w:tcW w:type="dxa" w:w="732"/>
-          </w:tcPr>
-          <w:p>
-            <w:r/>
-          </w:p>
-        </w:tc>
-        <w:tc>
-          <w:tcPr>
-            <w:tcW w:type="dxa" w:w="839"/>
-          </w:tcPr>
-          <w:p>
-            <w:r/>
-          </w:p>
-        </w:tc>
-        <w:tc>
-          <w:tcPr>
-            <w:tcW w:type="dxa" w:w="732"/>
-          </w:tcPr>
-          <w:p>
+            <w:pPr>
+              <w:jc w:val="center"/>
+            </w:pPr>
+            <w:r/>
+          </w:p>
+        </w:tc>
+        <w:tc>
+          <w:tcPr>
+            <w:tcW w:type="dxa" w:w="839"/>
+          </w:tcPr>
+          <w:p>
+            <w:pPr>
+              <w:jc w:val="center"/>
+            </w:pPr>
+            <w:r/>
+          </w:p>
+        </w:tc>
+        <w:tc>
+          <w:tcPr>
+            <w:tcW w:type="dxa" w:w="732"/>
+          </w:tcPr>
+          <w:p>
+            <w:pPr>
+              <w:jc w:val="center"/>
+            </w:pPr>
+            <w:r/>
+          </w:p>
+        </w:tc>
+        <w:tc>
+          <w:tcPr>
+            <w:tcW w:type="dxa" w:w="839"/>
+          </w:tcPr>
+          <w:p>
+            <w:pPr>
+              <w:jc w:val="center"/>
+            </w:pPr>
+            <w:r/>
+          </w:p>
+        </w:tc>
+        <w:tc>
+          <w:tcPr>
+            <w:tcW w:type="dxa" w:w="732"/>
+          </w:tcPr>
+          <w:p>
+            <w:pPr>
+              <w:jc w:val="center"/>
+            </w:pPr>
             <w:r/>
           </w:p>
         </w:tc>
@@ -1447,7 +1654,12 @@
             <w:tcW w:type="dxa" w:w="505"/>
           </w:tcPr>
           <w:p>
-            <w:r/>
+            <w:pPr>
+              <w:jc w:val="center"/>
+            </w:pPr>
+            <w:r>
+              <w:t>X</w:t>
+            </w:r>
           </w:p>
         </w:tc>
         <w:tc>
@@ -1455,6 +1667,9 @@
             <w:tcW w:type="dxa" w:w="371"/>
           </w:tcPr>
           <w:p>
+            <w:pPr>
+              <w:jc w:val="center"/>
+            </w:pPr>
             <w:r/>
           </w:p>
         </w:tc>
@@ -1463,38 +1678,53 @@
             <w:tcW w:type="dxa" w:w="419"/>
           </w:tcPr>
           <w:p>
-            <w:r/>
-          </w:p>
-        </w:tc>
-        <w:tc>
-          <w:tcPr>
-            <w:tcW w:type="dxa" w:w="839"/>
-          </w:tcPr>
-          <w:p>
-            <w:r/>
-          </w:p>
-        </w:tc>
-        <w:tc>
-          <w:tcPr>
-            <w:tcW w:type="dxa" w:w="732"/>
-          </w:tcPr>
-          <w:p>
-            <w:r/>
-          </w:p>
-        </w:tc>
-        <w:tc>
-          <w:tcPr>
-            <w:tcW w:type="dxa" w:w="839"/>
-          </w:tcPr>
-          <w:p>
-            <w:r/>
-          </w:p>
-        </w:tc>
-        <w:tc>
-          <w:tcPr>
-            <w:tcW w:type="dxa" w:w="732"/>
-          </w:tcPr>
-          <w:p>
+            <w:pPr>
+              <w:jc w:val="center"/>
+            </w:pPr>
+            <w:r/>
+          </w:p>
+        </w:tc>
+        <w:tc>
+          <w:tcPr>
+            <w:tcW w:type="dxa" w:w="839"/>
+          </w:tcPr>
+          <w:p>
+            <w:pPr>
+              <w:jc w:val="center"/>
+            </w:pPr>
+            <w:r/>
+          </w:p>
+        </w:tc>
+        <w:tc>
+          <w:tcPr>
+            <w:tcW w:type="dxa" w:w="732"/>
+          </w:tcPr>
+          <w:p>
+            <w:pPr>
+              <w:jc w:val="center"/>
+            </w:pPr>
+            <w:r/>
+          </w:p>
+        </w:tc>
+        <w:tc>
+          <w:tcPr>
+            <w:tcW w:type="dxa" w:w="839"/>
+          </w:tcPr>
+          <w:p>
+            <w:pPr>
+              <w:jc w:val="center"/>
+            </w:pPr>
+            <w:r/>
+          </w:p>
+        </w:tc>
+        <w:tc>
+          <w:tcPr>
+            <w:tcW w:type="dxa" w:w="732"/>
+          </w:tcPr>
+          <w:p>
+            <w:pPr>
+              <w:jc w:val="center"/>
+            </w:pPr>
             <w:r/>
           </w:p>
         </w:tc>
@@ -1533,7 +1763,12 @@
             <w:tcW w:type="dxa" w:w="505"/>
           </w:tcPr>
           <w:p>
-            <w:r/>
+            <w:pPr>
+              <w:jc w:val="center"/>
+            </w:pPr>
+            <w:r>
+              <w:t>X</w:t>
+            </w:r>
           </w:p>
         </w:tc>
         <w:tc>
@@ -1541,6 +1776,9 @@
             <w:tcW w:type="dxa" w:w="371"/>
           </w:tcPr>
           <w:p>
+            <w:pPr>
+              <w:jc w:val="center"/>
+            </w:pPr>
             <w:r/>
           </w:p>
         </w:tc>
@@ -1549,38 +1787,53 @@
             <w:tcW w:type="dxa" w:w="419"/>
           </w:tcPr>
           <w:p>
-            <w:r/>
-          </w:p>
-        </w:tc>
-        <w:tc>
-          <w:tcPr>
-            <w:tcW w:type="dxa" w:w="839"/>
-          </w:tcPr>
-          <w:p>
-            <w:r/>
-          </w:p>
-        </w:tc>
-        <w:tc>
-          <w:tcPr>
-            <w:tcW w:type="dxa" w:w="732"/>
-          </w:tcPr>
-          <w:p>
-            <w:r/>
-          </w:p>
-        </w:tc>
-        <w:tc>
-          <w:tcPr>
-            <w:tcW w:type="dxa" w:w="839"/>
-          </w:tcPr>
-          <w:p>
-            <w:r/>
-          </w:p>
-        </w:tc>
-        <w:tc>
-          <w:tcPr>
-            <w:tcW w:type="dxa" w:w="732"/>
-          </w:tcPr>
-          <w:p>
+            <w:pPr>
+              <w:jc w:val="center"/>
+            </w:pPr>
+            <w:r/>
+          </w:p>
+        </w:tc>
+        <w:tc>
+          <w:tcPr>
+            <w:tcW w:type="dxa" w:w="839"/>
+          </w:tcPr>
+          <w:p>
+            <w:pPr>
+              <w:jc w:val="center"/>
+            </w:pPr>
+            <w:r/>
+          </w:p>
+        </w:tc>
+        <w:tc>
+          <w:tcPr>
+            <w:tcW w:type="dxa" w:w="732"/>
+          </w:tcPr>
+          <w:p>
+            <w:pPr>
+              <w:jc w:val="center"/>
+            </w:pPr>
+            <w:r/>
+          </w:p>
+        </w:tc>
+        <w:tc>
+          <w:tcPr>
+            <w:tcW w:type="dxa" w:w="839"/>
+          </w:tcPr>
+          <w:p>
+            <w:pPr>
+              <w:jc w:val="center"/>
+            </w:pPr>
+            <w:r/>
+          </w:p>
+        </w:tc>
+        <w:tc>
+          <w:tcPr>
+            <w:tcW w:type="dxa" w:w="732"/>
+          </w:tcPr>
+          <w:p>
+            <w:pPr>
+              <w:jc w:val="center"/>
+            </w:pPr>
             <w:r/>
           </w:p>
         </w:tc>
@@ -1619,7 +1872,12 @@
             <w:tcW w:type="dxa" w:w="505"/>
           </w:tcPr>
           <w:p>
-            <w:r/>
+            <w:pPr>
+              <w:jc w:val="center"/>
+            </w:pPr>
+            <w:r>
+              <w:t>X</w:t>
+            </w:r>
           </w:p>
         </w:tc>
         <w:tc>
@@ -1627,6 +1885,9 @@
             <w:tcW w:type="dxa" w:w="371"/>
           </w:tcPr>
           <w:p>
+            <w:pPr>
+              <w:jc w:val="center"/>
+            </w:pPr>
             <w:r/>
           </w:p>
         </w:tc>
@@ -1635,38 +1896,53 @@
             <w:tcW w:type="dxa" w:w="419"/>
           </w:tcPr>
           <w:p>
-            <w:r/>
-          </w:p>
-        </w:tc>
-        <w:tc>
-          <w:tcPr>
-            <w:tcW w:type="dxa" w:w="839"/>
-          </w:tcPr>
-          <w:p>
-            <w:r/>
-          </w:p>
-        </w:tc>
-        <w:tc>
-          <w:tcPr>
-            <w:tcW w:type="dxa" w:w="732"/>
-          </w:tcPr>
-          <w:p>
-            <w:r/>
-          </w:p>
-        </w:tc>
-        <w:tc>
-          <w:tcPr>
-            <w:tcW w:type="dxa" w:w="839"/>
-          </w:tcPr>
-          <w:p>
-            <w:r/>
-          </w:p>
-        </w:tc>
-        <w:tc>
-          <w:tcPr>
-            <w:tcW w:type="dxa" w:w="732"/>
-          </w:tcPr>
-          <w:p>
+            <w:pPr>
+              <w:jc w:val="center"/>
+            </w:pPr>
+            <w:r/>
+          </w:p>
+        </w:tc>
+        <w:tc>
+          <w:tcPr>
+            <w:tcW w:type="dxa" w:w="839"/>
+          </w:tcPr>
+          <w:p>
+            <w:pPr>
+              <w:jc w:val="center"/>
+            </w:pPr>
+            <w:r/>
+          </w:p>
+        </w:tc>
+        <w:tc>
+          <w:tcPr>
+            <w:tcW w:type="dxa" w:w="732"/>
+          </w:tcPr>
+          <w:p>
+            <w:pPr>
+              <w:jc w:val="center"/>
+            </w:pPr>
+            <w:r/>
+          </w:p>
+        </w:tc>
+        <w:tc>
+          <w:tcPr>
+            <w:tcW w:type="dxa" w:w="839"/>
+          </w:tcPr>
+          <w:p>
+            <w:pPr>
+              <w:jc w:val="center"/>
+            </w:pPr>
+            <w:r/>
+          </w:p>
+        </w:tc>
+        <w:tc>
+          <w:tcPr>
+            <w:tcW w:type="dxa" w:w="732"/>
+          </w:tcPr>
+          <w:p>
+            <w:pPr>
+              <w:jc w:val="center"/>
+            </w:pPr>
             <w:r/>
           </w:p>
         </w:tc>
@@ -1705,7 +1981,12 @@
             <w:tcW w:type="dxa" w:w="505"/>
           </w:tcPr>
           <w:p>
-            <w:r/>
+            <w:pPr>
+              <w:jc w:val="center"/>
+            </w:pPr>
+            <w:r>
+              <w:t>X</w:t>
+            </w:r>
           </w:p>
         </w:tc>
         <w:tc>
@@ -1713,6 +1994,9 @@
             <w:tcW w:type="dxa" w:w="371"/>
           </w:tcPr>
           <w:p>
+            <w:pPr>
+              <w:jc w:val="center"/>
+            </w:pPr>
             <w:r/>
           </w:p>
         </w:tc>
@@ -1721,38 +2005,53 @@
             <w:tcW w:type="dxa" w:w="419"/>
           </w:tcPr>
           <w:p>
-            <w:r/>
-          </w:p>
-        </w:tc>
-        <w:tc>
-          <w:tcPr>
-            <w:tcW w:type="dxa" w:w="839"/>
-          </w:tcPr>
-          <w:p>
-            <w:r/>
-          </w:p>
-        </w:tc>
-        <w:tc>
-          <w:tcPr>
-            <w:tcW w:type="dxa" w:w="732"/>
-          </w:tcPr>
-          <w:p>
-            <w:r/>
-          </w:p>
-        </w:tc>
-        <w:tc>
-          <w:tcPr>
-            <w:tcW w:type="dxa" w:w="839"/>
-          </w:tcPr>
-          <w:p>
-            <w:r/>
-          </w:p>
-        </w:tc>
-        <w:tc>
-          <w:tcPr>
-            <w:tcW w:type="dxa" w:w="732"/>
-          </w:tcPr>
-          <w:p>
+            <w:pPr>
+              <w:jc w:val="center"/>
+            </w:pPr>
+            <w:r/>
+          </w:p>
+        </w:tc>
+        <w:tc>
+          <w:tcPr>
+            <w:tcW w:type="dxa" w:w="839"/>
+          </w:tcPr>
+          <w:p>
+            <w:pPr>
+              <w:jc w:val="center"/>
+            </w:pPr>
+            <w:r/>
+          </w:p>
+        </w:tc>
+        <w:tc>
+          <w:tcPr>
+            <w:tcW w:type="dxa" w:w="732"/>
+          </w:tcPr>
+          <w:p>
+            <w:pPr>
+              <w:jc w:val="center"/>
+            </w:pPr>
+            <w:r/>
+          </w:p>
+        </w:tc>
+        <w:tc>
+          <w:tcPr>
+            <w:tcW w:type="dxa" w:w="839"/>
+          </w:tcPr>
+          <w:p>
+            <w:pPr>
+              <w:jc w:val="center"/>
+            </w:pPr>
+            <w:r/>
+          </w:p>
+        </w:tc>
+        <w:tc>
+          <w:tcPr>
+            <w:tcW w:type="dxa" w:w="732"/>
+          </w:tcPr>
+          <w:p>
+            <w:pPr>
+              <w:jc w:val="center"/>
+            </w:pPr>
             <w:r/>
           </w:p>
         </w:tc>
@@ -1791,7 +2090,12 @@
             <w:tcW w:type="dxa" w:w="505"/>
           </w:tcPr>
           <w:p>
-            <w:r/>
+            <w:pPr>
+              <w:jc w:val="center"/>
+            </w:pPr>
+            <w:r>
+              <w:t>X</w:t>
+            </w:r>
           </w:p>
         </w:tc>
         <w:tc>
@@ -1799,6 +2103,9 @@
             <w:tcW w:type="dxa" w:w="371"/>
           </w:tcPr>
           <w:p>
+            <w:pPr>
+              <w:jc w:val="center"/>
+            </w:pPr>
             <w:r/>
           </w:p>
         </w:tc>
@@ -1807,38 +2114,53 @@
             <w:tcW w:type="dxa" w:w="419"/>
           </w:tcPr>
           <w:p>
-            <w:r/>
-          </w:p>
-        </w:tc>
-        <w:tc>
-          <w:tcPr>
-            <w:tcW w:type="dxa" w:w="839"/>
-          </w:tcPr>
-          <w:p>
-            <w:r/>
-          </w:p>
-        </w:tc>
-        <w:tc>
-          <w:tcPr>
-            <w:tcW w:type="dxa" w:w="732"/>
-          </w:tcPr>
-          <w:p>
-            <w:r/>
-          </w:p>
-        </w:tc>
-        <w:tc>
-          <w:tcPr>
-            <w:tcW w:type="dxa" w:w="839"/>
-          </w:tcPr>
-          <w:p>
-            <w:r/>
-          </w:p>
-        </w:tc>
-        <w:tc>
-          <w:tcPr>
-            <w:tcW w:type="dxa" w:w="732"/>
-          </w:tcPr>
-          <w:p>
+            <w:pPr>
+              <w:jc w:val="center"/>
+            </w:pPr>
+            <w:r/>
+          </w:p>
+        </w:tc>
+        <w:tc>
+          <w:tcPr>
+            <w:tcW w:type="dxa" w:w="839"/>
+          </w:tcPr>
+          <w:p>
+            <w:pPr>
+              <w:jc w:val="center"/>
+            </w:pPr>
+            <w:r/>
+          </w:p>
+        </w:tc>
+        <w:tc>
+          <w:tcPr>
+            <w:tcW w:type="dxa" w:w="732"/>
+          </w:tcPr>
+          <w:p>
+            <w:pPr>
+              <w:jc w:val="center"/>
+            </w:pPr>
+            <w:r/>
+          </w:p>
+        </w:tc>
+        <w:tc>
+          <w:tcPr>
+            <w:tcW w:type="dxa" w:w="839"/>
+          </w:tcPr>
+          <w:p>
+            <w:pPr>
+              <w:jc w:val="center"/>
+            </w:pPr>
+            <w:r/>
+          </w:p>
+        </w:tc>
+        <w:tc>
+          <w:tcPr>
+            <w:tcW w:type="dxa" w:w="732"/>
+          </w:tcPr>
+          <w:p>
+            <w:pPr>
+              <w:jc w:val="center"/>
+            </w:pPr>
             <w:r/>
           </w:p>
         </w:tc>
@@ -1877,7 +2199,12 @@
             <w:tcW w:type="dxa" w:w="505"/>
           </w:tcPr>
           <w:p>
-            <w:r/>
+            <w:pPr>
+              <w:jc w:val="center"/>
+            </w:pPr>
+            <w:r>
+              <w:t>X</w:t>
+            </w:r>
           </w:p>
         </w:tc>
         <w:tc>
@@ -1885,6 +2212,9 @@
             <w:tcW w:type="dxa" w:w="371"/>
           </w:tcPr>
           <w:p>
+            <w:pPr>
+              <w:jc w:val="center"/>
+            </w:pPr>
             <w:r/>
           </w:p>
         </w:tc>
@@ -1893,38 +2223,53 @@
             <w:tcW w:type="dxa" w:w="419"/>
           </w:tcPr>
           <w:p>
-            <w:r/>
-          </w:p>
-        </w:tc>
-        <w:tc>
-          <w:tcPr>
-            <w:tcW w:type="dxa" w:w="839"/>
-          </w:tcPr>
-          <w:p>
-            <w:r/>
-          </w:p>
-        </w:tc>
-        <w:tc>
-          <w:tcPr>
-            <w:tcW w:type="dxa" w:w="732"/>
-          </w:tcPr>
-          <w:p>
-            <w:r/>
-          </w:p>
-        </w:tc>
-        <w:tc>
-          <w:tcPr>
-            <w:tcW w:type="dxa" w:w="839"/>
-          </w:tcPr>
-          <w:p>
-            <w:r/>
-          </w:p>
-        </w:tc>
-        <w:tc>
-          <w:tcPr>
-            <w:tcW w:type="dxa" w:w="732"/>
-          </w:tcPr>
-          <w:p>
+            <w:pPr>
+              <w:jc w:val="center"/>
+            </w:pPr>
+            <w:r/>
+          </w:p>
+        </w:tc>
+        <w:tc>
+          <w:tcPr>
+            <w:tcW w:type="dxa" w:w="839"/>
+          </w:tcPr>
+          <w:p>
+            <w:pPr>
+              <w:jc w:val="center"/>
+            </w:pPr>
+            <w:r/>
+          </w:p>
+        </w:tc>
+        <w:tc>
+          <w:tcPr>
+            <w:tcW w:type="dxa" w:w="732"/>
+          </w:tcPr>
+          <w:p>
+            <w:pPr>
+              <w:jc w:val="center"/>
+            </w:pPr>
+            <w:r/>
+          </w:p>
+        </w:tc>
+        <w:tc>
+          <w:tcPr>
+            <w:tcW w:type="dxa" w:w="839"/>
+          </w:tcPr>
+          <w:p>
+            <w:pPr>
+              <w:jc w:val="center"/>
+            </w:pPr>
+            <w:r/>
+          </w:p>
+        </w:tc>
+        <w:tc>
+          <w:tcPr>
+            <w:tcW w:type="dxa" w:w="732"/>
+          </w:tcPr>
+          <w:p>
+            <w:pPr>
+              <w:jc w:val="center"/>
+            </w:pPr>
             <w:r/>
           </w:p>
         </w:tc>
@@ -1963,7 +2308,12 @@
             <w:tcW w:type="dxa" w:w="505"/>
           </w:tcPr>
           <w:p>
-            <w:r/>
+            <w:pPr>
+              <w:jc w:val="center"/>
+            </w:pPr>
+            <w:r>
+              <w:t>X</w:t>
+            </w:r>
           </w:p>
         </w:tc>
         <w:tc>
@@ -1971,6 +2321,9 @@
             <w:tcW w:type="dxa" w:w="371"/>
           </w:tcPr>
           <w:p>
+            <w:pPr>
+              <w:jc w:val="center"/>
+            </w:pPr>
             <w:r/>
           </w:p>
         </w:tc>
@@ -1979,38 +2332,53 @@
             <w:tcW w:type="dxa" w:w="419"/>
           </w:tcPr>
           <w:p>
-            <w:r/>
-          </w:p>
-        </w:tc>
-        <w:tc>
-          <w:tcPr>
-            <w:tcW w:type="dxa" w:w="839"/>
-          </w:tcPr>
-          <w:p>
-            <w:r/>
-          </w:p>
-        </w:tc>
-        <w:tc>
-          <w:tcPr>
-            <w:tcW w:type="dxa" w:w="732"/>
-          </w:tcPr>
-          <w:p>
-            <w:r/>
-          </w:p>
-        </w:tc>
-        <w:tc>
-          <w:tcPr>
-            <w:tcW w:type="dxa" w:w="839"/>
-          </w:tcPr>
-          <w:p>
-            <w:r/>
-          </w:p>
-        </w:tc>
-        <w:tc>
-          <w:tcPr>
-            <w:tcW w:type="dxa" w:w="732"/>
-          </w:tcPr>
-          <w:p>
+            <w:pPr>
+              <w:jc w:val="center"/>
+            </w:pPr>
+            <w:r/>
+          </w:p>
+        </w:tc>
+        <w:tc>
+          <w:tcPr>
+            <w:tcW w:type="dxa" w:w="839"/>
+          </w:tcPr>
+          <w:p>
+            <w:pPr>
+              <w:jc w:val="center"/>
+            </w:pPr>
+            <w:r/>
+          </w:p>
+        </w:tc>
+        <w:tc>
+          <w:tcPr>
+            <w:tcW w:type="dxa" w:w="732"/>
+          </w:tcPr>
+          <w:p>
+            <w:pPr>
+              <w:jc w:val="center"/>
+            </w:pPr>
+            <w:r/>
+          </w:p>
+        </w:tc>
+        <w:tc>
+          <w:tcPr>
+            <w:tcW w:type="dxa" w:w="839"/>
+          </w:tcPr>
+          <w:p>
+            <w:pPr>
+              <w:jc w:val="center"/>
+            </w:pPr>
+            <w:r/>
+          </w:p>
+        </w:tc>
+        <w:tc>
+          <w:tcPr>
+            <w:tcW w:type="dxa" w:w="732"/>
+          </w:tcPr>
+          <w:p>
+            <w:pPr>
+              <w:jc w:val="center"/>
+            </w:pPr>
             <w:r/>
           </w:p>
         </w:tc>
@@ -2049,7 +2417,12 @@
             <w:tcW w:type="dxa" w:w="505"/>
           </w:tcPr>
           <w:p>
-            <w:r/>
+            <w:pPr>
+              <w:jc w:val="center"/>
+            </w:pPr>
+            <w:r>
+              <w:t>X</w:t>
+            </w:r>
           </w:p>
         </w:tc>
         <w:tc>
@@ -2057,6 +2430,9 @@
             <w:tcW w:type="dxa" w:w="371"/>
           </w:tcPr>
           <w:p>
+            <w:pPr>
+              <w:jc w:val="center"/>
+            </w:pPr>
             <w:r/>
           </w:p>
         </w:tc>
@@ -2065,38 +2441,53 @@
             <w:tcW w:type="dxa" w:w="419"/>
           </w:tcPr>
           <w:p>
-            <w:r/>
-          </w:p>
-        </w:tc>
-        <w:tc>
-          <w:tcPr>
-            <w:tcW w:type="dxa" w:w="839"/>
-          </w:tcPr>
-          <w:p>
-            <w:r/>
-          </w:p>
-        </w:tc>
-        <w:tc>
-          <w:tcPr>
-            <w:tcW w:type="dxa" w:w="732"/>
-          </w:tcPr>
-          <w:p>
-            <w:r/>
-          </w:p>
-        </w:tc>
-        <w:tc>
-          <w:tcPr>
-            <w:tcW w:type="dxa" w:w="839"/>
-          </w:tcPr>
-          <w:p>
-            <w:r/>
-          </w:p>
-        </w:tc>
-        <w:tc>
-          <w:tcPr>
-            <w:tcW w:type="dxa" w:w="732"/>
-          </w:tcPr>
-          <w:p>
+            <w:pPr>
+              <w:jc w:val="center"/>
+            </w:pPr>
+            <w:r/>
+          </w:p>
+        </w:tc>
+        <w:tc>
+          <w:tcPr>
+            <w:tcW w:type="dxa" w:w="839"/>
+          </w:tcPr>
+          <w:p>
+            <w:pPr>
+              <w:jc w:val="center"/>
+            </w:pPr>
+            <w:r/>
+          </w:p>
+        </w:tc>
+        <w:tc>
+          <w:tcPr>
+            <w:tcW w:type="dxa" w:w="732"/>
+          </w:tcPr>
+          <w:p>
+            <w:pPr>
+              <w:jc w:val="center"/>
+            </w:pPr>
+            <w:r/>
+          </w:p>
+        </w:tc>
+        <w:tc>
+          <w:tcPr>
+            <w:tcW w:type="dxa" w:w="839"/>
+          </w:tcPr>
+          <w:p>
+            <w:pPr>
+              <w:jc w:val="center"/>
+            </w:pPr>
+            <w:r/>
+          </w:p>
+        </w:tc>
+        <w:tc>
+          <w:tcPr>
+            <w:tcW w:type="dxa" w:w="732"/>
+          </w:tcPr>
+          <w:p>
+            <w:pPr>
+              <w:jc w:val="center"/>
+            </w:pPr>
             <w:r/>
           </w:p>
         </w:tc>
@@ -2135,7 +2526,12 @@
             <w:tcW w:type="dxa" w:w="505"/>
           </w:tcPr>
           <w:p>
-            <w:r/>
+            <w:pPr>
+              <w:jc w:val="center"/>
+            </w:pPr>
+            <w:r>
+              <w:t>X</w:t>
+            </w:r>
           </w:p>
         </w:tc>
         <w:tc>
@@ -2143,6 +2539,9 @@
             <w:tcW w:type="dxa" w:w="371"/>
           </w:tcPr>
           <w:p>
+            <w:pPr>
+              <w:jc w:val="center"/>
+            </w:pPr>
             <w:r/>
           </w:p>
         </w:tc>
@@ -2151,38 +2550,53 @@
             <w:tcW w:type="dxa" w:w="419"/>
           </w:tcPr>
           <w:p>
-            <w:r/>
-          </w:p>
-        </w:tc>
-        <w:tc>
-          <w:tcPr>
-            <w:tcW w:type="dxa" w:w="839"/>
-          </w:tcPr>
-          <w:p>
-            <w:r/>
-          </w:p>
-        </w:tc>
-        <w:tc>
-          <w:tcPr>
-            <w:tcW w:type="dxa" w:w="732"/>
-          </w:tcPr>
-          <w:p>
-            <w:r/>
-          </w:p>
-        </w:tc>
-        <w:tc>
-          <w:tcPr>
-            <w:tcW w:type="dxa" w:w="839"/>
-          </w:tcPr>
-          <w:p>
-            <w:r/>
-          </w:p>
-        </w:tc>
-        <w:tc>
-          <w:tcPr>
-            <w:tcW w:type="dxa" w:w="732"/>
-          </w:tcPr>
-          <w:p>
+            <w:pPr>
+              <w:jc w:val="center"/>
+            </w:pPr>
+            <w:r/>
+          </w:p>
+        </w:tc>
+        <w:tc>
+          <w:tcPr>
+            <w:tcW w:type="dxa" w:w="839"/>
+          </w:tcPr>
+          <w:p>
+            <w:pPr>
+              <w:jc w:val="center"/>
+            </w:pPr>
+            <w:r/>
+          </w:p>
+        </w:tc>
+        <w:tc>
+          <w:tcPr>
+            <w:tcW w:type="dxa" w:w="732"/>
+          </w:tcPr>
+          <w:p>
+            <w:pPr>
+              <w:jc w:val="center"/>
+            </w:pPr>
+            <w:r/>
+          </w:p>
+        </w:tc>
+        <w:tc>
+          <w:tcPr>
+            <w:tcW w:type="dxa" w:w="839"/>
+          </w:tcPr>
+          <w:p>
+            <w:pPr>
+              <w:jc w:val="center"/>
+            </w:pPr>
+            <w:r/>
+          </w:p>
+        </w:tc>
+        <w:tc>
+          <w:tcPr>
+            <w:tcW w:type="dxa" w:w="732"/>
+          </w:tcPr>
+          <w:p>
+            <w:pPr>
+              <w:jc w:val="center"/>
+            </w:pPr>
             <w:r/>
           </w:p>
         </w:tc>
@@ -2221,7 +2635,12 @@
             <w:tcW w:type="dxa" w:w="505"/>
           </w:tcPr>
           <w:p>
-            <w:r/>
+            <w:pPr>
+              <w:jc w:val="center"/>
+            </w:pPr>
+            <w:r>
+              <w:t>X</w:t>
+            </w:r>
           </w:p>
         </w:tc>
         <w:tc>
@@ -2229,6 +2648,9 @@
             <w:tcW w:type="dxa" w:w="371"/>
           </w:tcPr>
           <w:p>
+            <w:pPr>
+              <w:jc w:val="center"/>
+            </w:pPr>
             <w:r/>
           </w:p>
         </w:tc>
@@ -2237,38 +2659,53 @@
             <w:tcW w:type="dxa" w:w="419"/>
           </w:tcPr>
           <w:p>
-            <w:r/>
-          </w:p>
-        </w:tc>
-        <w:tc>
-          <w:tcPr>
-            <w:tcW w:type="dxa" w:w="839"/>
-          </w:tcPr>
-          <w:p>
-            <w:r/>
-          </w:p>
-        </w:tc>
-        <w:tc>
-          <w:tcPr>
-            <w:tcW w:type="dxa" w:w="732"/>
-          </w:tcPr>
-          <w:p>
-            <w:r/>
-          </w:p>
-        </w:tc>
-        <w:tc>
-          <w:tcPr>
-            <w:tcW w:type="dxa" w:w="839"/>
-          </w:tcPr>
-          <w:p>
-            <w:r/>
-          </w:p>
-        </w:tc>
-        <w:tc>
-          <w:tcPr>
-            <w:tcW w:type="dxa" w:w="732"/>
-          </w:tcPr>
-          <w:p>
+            <w:pPr>
+              <w:jc w:val="center"/>
+            </w:pPr>
+            <w:r/>
+          </w:p>
+        </w:tc>
+        <w:tc>
+          <w:tcPr>
+            <w:tcW w:type="dxa" w:w="839"/>
+          </w:tcPr>
+          <w:p>
+            <w:pPr>
+              <w:jc w:val="center"/>
+            </w:pPr>
+            <w:r/>
+          </w:p>
+        </w:tc>
+        <w:tc>
+          <w:tcPr>
+            <w:tcW w:type="dxa" w:w="732"/>
+          </w:tcPr>
+          <w:p>
+            <w:pPr>
+              <w:jc w:val="center"/>
+            </w:pPr>
+            <w:r/>
+          </w:p>
+        </w:tc>
+        <w:tc>
+          <w:tcPr>
+            <w:tcW w:type="dxa" w:w="839"/>
+          </w:tcPr>
+          <w:p>
+            <w:pPr>
+              <w:jc w:val="center"/>
+            </w:pPr>
+            <w:r/>
+          </w:p>
+        </w:tc>
+        <w:tc>
+          <w:tcPr>
+            <w:tcW w:type="dxa" w:w="732"/>
+          </w:tcPr>
+          <w:p>
+            <w:pPr>
+              <w:jc w:val="center"/>
+            </w:pPr>
             <w:r/>
           </w:p>
         </w:tc>
@@ -2307,7 +2744,12 @@
             <w:tcW w:type="dxa" w:w="505"/>
           </w:tcPr>
           <w:p>
-            <w:r/>
+            <w:pPr>
+              <w:jc w:val="center"/>
+            </w:pPr>
+            <w:r>
+              <w:t>X</w:t>
+            </w:r>
           </w:p>
         </w:tc>
         <w:tc>
@@ -2315,6 +2757,9 @@
             <w:tcW w:type="dxa" w:w="371"/>
           </w:tcPr>
           <w:p>
+            <w:pPr>
+              <w:jc w:val="center"/>
+            </w:pPr>
             <w:r/>
           </w:p>
         </w:tc>
@@ -2323,38 +2768,53 @@
             <w:tcW w:type="dxa" w:w="419"/>
           </w:tcPr>
           <w:p>
-            <w:r/>
-          </w:p>
-        </w:tc>
-        <w:tc>
-          <w:tcPr>
-            <w:tcW w:type="dxa" w:w="839"/>
-          </w:tcPr>
-          <w:p>
-            <w:r/>
-          </w:p>
-        </w:tc>
-        <w:tc>
-          <w:tcPr>
-            <w:tcW w:type="dxa" w:w="732"/>
-          </w:tcPr>
-          <w:p>
-            <w:r/>
-          </w:p>
-        </w:tc>
-        <w:tc>
-          <w:tcPr>
-            <w:tcW w:type="dxa" w:w="839"/>
-          </w:tcPr>
-          <w:p>
-            <w:r/>
-          </w:p>
-        </w:tc>
-        <w:tc>
-          <w:tcPr>
-            <w:tcW w:type="dxa" w:w="732"/>
-          </w:tcPr>
-          <w:p>
+            <w:pPr>
+              <w:jc w:val="center"/>
+            </w:pPr>
+            <w:r/>
+          </w:p>
+        </w:tc>
+        <w:tc>
+          <w:tcPr>
+            <w:tcW w:type="dxa" w:w="839"/>
+          </w:tcPr>
+          <w:p>
+            <w:pPr>
+              <w:jc w:val="center"/>
+            </w:pPr>
+            <w:r/>
+          </w:p>
+        </w:tc>
+        <w:tc>
+          <w:tcPr>
+            <w:tcW w:type="dxa" w:w="732"/>
+          </w:tcPr>
+          <w:p>
+            <w:pPr>
+              <w:jc w:val="center"/>
+            </w:pPr>
+            <w:r/>
+          </w:p>
+        </w:tc>
+        <w:tc>
+          <w:tcPr>
+            <w:tcW w:type="dxa" w:w="839"/>
+          </w:tcPr>
+          <w:p>
+            <w:pPr>
+              <w:jc w:val="center"/>
+            </w:pPr>
+            <w:r/>
+          </w:p>
+        </w:tc>
+        <w:tc>
+          <w:tcPr>
+            <w:tcW w:type="dxa" w:w="732"/>
+          </w:tcPr>
+          <w:p>
+            <w:pPr>
+              <w:jc w:val="center"/>
+            </w:pPr>
             <w:r/>
           </w:p>
         </w:tc>
@@ -2393,6 +2853,9 @@
             <w:tcW w:type="dxa" w:w="505"/>
           </w:tcPr>
           <w:p>
+            <w:pPr>
+              <w:jc w:val="center"/>
+            </w:pPr>
             <w:r/>
           </w:p>
         </w:tc>
@@ -2401,6 +2864,9 @@
             <w:tcW w:type="dxa" w:w="371"/>
           </w:tcPr>
           <w:p>
+            <w:pPr>
+              <w:jc w:val="center"/>
+            </w:pPr>
             <w:r/>
           </w:p>
         </w:tc>
@@ -2409,38 +2875,55 @@
             <w:tcW w:type="dxa" w:w="419"/>
           </w:tcPr>
           <w:p>
-            <w:r/>
-          </w:p>
-        </w:tc>
-        <w:tc>
-          <w:tcPr>
-            <w:tcW w:type="dxa" w:w="839"/>
-          </w:tcPr>
-          <w:p>
-            <w:r/>
-          </w:p>
-        </w:tc>
-        <w:tc>
-          <w:tcPr>
-            <w:tcW w:type="dxa" w:w="732"/>
-          </w:tcPr>
-          <w:p>
-            <w:r/>
-          </w:p>
-        </w:tc>
-        <w:tc>
-          <w:tcPr>
-            <w:tcW w:type="dxa" w:w="839"/>
-          </w:tcPr>
-          <w:p>
-            <w:r/>
-          </w:p>
-        </w:tc>
-        <w:tc>
-          <w:tcPr>
-            <w:tcW w:type="dxa" w:w="732"/>
-          </w:tcPr>
-          <w:p>
+            <w:pPr>
+              <w:jc w:val="center"/>
+            </w:pPr>
+            <w:r/>
+          </w:p>
+        </w:tc>
+        <w:tc>
+          <w:tcPr>
+            <w:tcW w:type="dxa" w:w="839"/>
+          </w:tcPr>
+          <w:p>
+            <w:pPr>
+              <w:jc w:val="center"/>
+            </w:pPr>
+            <w:r>
+              <w:t>X</w:t>
+            </w:r>
+          </w:p>
+        </w:tc>
+        <w:tc>
+          <w:tcPr>
+            <w:tcW w:type="dxa" w:w="732"/>
+          </w:tcPr>
+          <w:p>
+            <w:pPr>
+              <w:jc w:val="center"/>
+            </w:pPr>
+            <w:r/>
+          </w:p>
+        </w:tc>
+        <w:tc>
+          <w:tcPr>
+            <w:tcW w:type="dxa" w:w="839"/>
+          </w:tcPr>
+          <w:p>
+            <w:pPr>
+              <w:jc w:val="center"/>
+            </w:pPr>
+            <w:r/>
+          </w:p>
+        </w:tc>
+        <w:tc>
+          <w:tcPr>
+            <w:tcW w:type="dxa" w:w="732"/>
+          </w:tcPr>
+          <w:p>
+            <w:pPr>
+              <w:jc w:val="center"/>
+            </w:pPr>
             <w:r/>
           </w:p>
         </w:tc>
@@ -2479,7 +2962,12 @@
             <w:tcW w:type="dxa" w:w="505"/>
           </w:tcPr>
           <w:p>
-            <w:r/>
+            <w:pPr>
+              <w:jc w:val="center"/>
+            </w:pPr>
+            <w:r>
+              <w:t>X</w:t>
+            </w:r>
           </w:p>
         </w:tc>
         <w:tc>
@@ -2487,6 +2975,9 @@
             <w:tcW w:type="dxa" w:w="371"/>
           </w:tcPr>
           <w:p>
+            <w:pPr>
+              <w:jc w:val="center"/>
+            </w:pPr>
             <w:r/>
           </w:p>
         </w:tc>
@@ -2495,38 +2986,53 @@
             <w:tcW w:type="dxa" w:w="419"/>
           </w:tcPr>
           <w:p>
-            <w:r/>
-          </w:p>
-        </w:tc>
-        <w:tc>
-          <w:tcPr>
-            <w:tcW w:type="dxa" w:w="839"/>
-          </w:tcPr>
-          <w:p>
-            <w:r/>
-          </w:p>
-        </w:tc>
-        <w:tc>
-          <w:tcPr>
-            <w:tcW w:type="dxa" w:w="732"/>
-          </w:tcPr>
-          <w:p>
-            <w:r/>
-          </w:p>
-        </w:tc>
-        <w:tc>
-          <w:tcPr>
-            <w:tcW w:type="dxa" w:w="839"/>
-          </w:tcPr>
-          <w:p>
-            <w:r/>
-          </w:p>
-        </w:tc>
-        <w:tc>
-          <w:tcPr>
-            <w:tcW w:type="dxa" w:w="732"/>
-          </w:tcPr>
-          <w:p>
+            <w:pPr>
+              <w:jc w:val="center"/>
+            </w:pPr>
+            <w:r/>
+          </w:p>
+        </w:tc>
+        <w:tc>
+          <w:tcPr>
+            <w:tcW w:type="dxa" w:w="839"/>
+          </w:tcPr>
+          <w:p>
+            <w:pPr>
+              <w:jc w:val="center"/>
+            </w:pPr>
+            <w:r/>
+          </w:p>
+        </w:tc>
+        <w:tc>
+          <w:tcPr>
+            <w:tcW w:type="dxa" w:w="732"/>
+          </w:tcPr>
+          <w:p>
+            <w:pPr>
+              <w:jc w:val="center"/>
+            </w:pPr>
+            <w:r/>
+          </w:p>
+        </w:tc>
+        <w:tc>
+          <w:tcPr>
+            <w:tcW w:type="dxa" w:w="839"/>
+          </w:tcPr>
+          <w:p>
+            <w:pPr>
+              <w:jc w:val="center"/>
+            </w:pPr>
+            <w:r/>
+          </w:p>
+        </w:tc>
+        <w:tc>
+          <w:tcPr>
+            <w:tcW w:type="dxa" w:w="732"/>
+          </w:tcPr>
+          <w:p>
+            <w:pPr>
+              <w:jc w:val="center"/>
+            </w:pPr>
             <w:r/>
           </w:p>
         </w:tc>
@@ -2565,7 +3071,12 @@
             <w:tcW w:type="dxa" w:w="505"/>
           </w:tcPr>
           <w:p>
-            <w:r/>
+            <w:pPr>
+              <w:jc w:val="center"/>
+            </w:pPr>
+            <w:r>
+              <w:t>X</w:t>
+            </w:r>
           </w:p>
         </w:tc>
         <w:tc>
@@ -2573,6 +3084,9 @@
             <w:tcW w:type="dxa" w:w="371"/>
           </w:tcPr>
           <w:p>
+            <w:pPr>
+              <w:jc w:val="center"/>
+            </w:pPr>
             <w:r/>
           </w:p>
         </w:tc>
@@ -2581,38 +3095,53 @@
             <w:tcW w:type="dxa" w:w="419"/>
           </w:tcPr>
           <w:p>
-            <w:r/>
-          </w:p>
-        </w:tc>
-        <w:tc>
-          <w:tcPr>
-            <w:tcW w:type="dxa" w:w="839"/>
-          </w:tcPr>
-          <w:p>
-            <w:r/>
-          </w:p>
-        </w:tc>
-        <w:tc>
-          <w:tcPr>
-            <w:tcW w:type="dxa" w:w="732"/>
-          </w:tcPr>
-          <w:p>
-            <w:r/>
-          </w:p>
-        </w:tc>
-        <w:tc>
-          <w:tcPr>
-            <w:tcW w:type="dxa" w:w="839"/>
-          </w:tcPr>
-          <w:p>
-            <w:r/>
-          </w:p>
-        </w:tc>
-        <w:tc>
-          <w:tcPr>
-            <w:tcW w:type="dxa" w:w="732"/>
-          </w:tcPr>
-          <w:p>
+            <w:pPr>
+              <w:jc w:val="center"/>
+            </w:pPr>
+            <w:r/>
+          </w:p>
+        </w:tc>
+        <w:tc>
+          <w:tcPr>
+            <w:tcW w:type="dxa" w:w="839"/>
+          </w:tcPr>
+          <w:p>
+            <w:pPr>
+              <w:jc w:val="center"/>
+            </w:pPr>
+            <w:r/>
+          </w:p>
+        </w:tc>
+        <w:tc>
+          <w:tcPr>
+            <w:tcW w:type="dxa" w:w="732"/>
+          </w:tcPr>
+          <w:p>
+            <w:pPr>
+              <w:jc w:val="center"/>
+            </w:pPr>
+            <w:r/>
+          </w:p>
+        </w:tc>
+        <w:tc>
+          <w:tcPr>
+            <w:tcW w:type="dxa" w:w="839"/>
+          </w:tcPr>
+          <w:p>
+            <w:pPr>
+              <w:jc w:val="center"/>
+            </w:pPr>
+            <w:r/>
+          </w:p>
+        </w:tc>
+        <w:tc>
+          <w:tcPr>
+            <w:tcW w:type="dxa" w:w="732"/>
+          </w:tcPr>
+          <w:p>
+            <w:pPr>
+              <w:jc w:val="center"/>
+            </w:pPr>
             <w:r/>
           </w:p>
         </w:tc>
@@ -2651,7 +3180,12 @@
             <w:tcW w:type="dxa" w:w="505"/>
           </w:tcPr>
           <w:p>
-            <w:r/>
+            <w:pPr>
+              <w:jc w:val="center"/>
+            </w:pPr>
+            <w:r>
+              <w:t>X</w:t>
+            </w:r>
           </w:p>
         </w:tc>
         <w:tc>
@@ -2659,6 +3193,9 @@
             <w:tcW w:type="dxa" w:w="371"/>
           </w:tcPr>
           <w:p>
+            <w:pPr>
+              <w:jc w:val="center"/>
+            </w:pPr>
             <w:r/>
           </w:p>
         </w:tc>
@@ -2667,38 +3204,53 @@
             <w:tcW w:type="dxa" w:w="419"/>
           </w:tcPr>
           <w:p>
-            <w:r/>
-          </w:p>
-        </w:tc>
-        <w:tc>
-          <w:tcPr>
-            <w:tcW w:type="dxa" w:w="839"/>
-          </w:tcPr>
-          <w:p>
-            <w:r/>
-          </w:p>
-        </w:tc>
-        <w:tc>
-          <w:tcPr>
-            <w:tcW w:type="dxa" w:w="732"/>
-          </w:tcPr>
-          <w:p>
-            <w:r/>
-          </w:p>
-        </w:tc>
-        <w:tc>
-          <w:tcPr>
-            <w:tcW w:type="dxa" w:w="839"/>
-          </w:tcPr>
-          <w:p>
-            <w:r/>
-          </w:p>
-        </w:tc>
-        <w:tc>
-          <w:tcPr>
-            <w:tcW w:type="dxa" w:w="732"/>
-          </w:tcPr>
-          <w:p>
+            <w:pPr>
+              <w:jc w:val="center"/>
+            </w:pPr>
+            <w:r/>
+          </w:p>
+        </w:tc>
+        <w:tc>
+          <w:tcPr>
+            <w:tcW w:type="dxa" w:w="839"/>
+          </w:tcPr>
+          <w:p>
+            <w:pPr>
+              <w:jc w:val="center"/>
+            </w:pPr>
+            <w:r/>
+          </w:p>
+        </w:tc>
+        <w:tc>
+          <w:tcPr>
+            <w:tcW w:type="dxa" w:w="732"/>
+          </w:tcPr>
+          <w:p>
+            <w:pPr>
+              <w:jc w:val="center"/>
+            </w:pPr>
+            <w:r/>
+          </w:p>
+        </w:tc>
+        <w:tc>
+          <w:tcPr>
+            <w:tcW w:type="dxa" w:w="839"/>
+          </w:tcPr>
+          <w:p>
+            <w:pPr>
+              <w:jc w:val="center"/>
+            </w:pPr>
+            <w:r/>
+          </w:p>
+        </w:tc>
+        <w:tc>
+          <w:tcPr>
+            <w:tcW w:type="dxa" w:w="732"/>
+          </w:tcPr>
+          <w:p>
+            <w:pPr>
+              <w:jc w:val="center"/>
+            </w:pPr>
             <w:r/>
           </w:p>
         </w:tc>
@@ -2737,7 +3289,12 @@
             <w:tcW w:type="dxa" w:w="505"/>
           </w:tcPr>
           <w:p>
-            <w:r/>
+            <w:pPr>
+              <w:jc w:val="center"/>
+            </w:pPr>
+            <w:r>
+              <w:t>X</w:t>
+            </w:r>
           </w:p>
         </w:tc>
         <w:tc>
@@ -2745,6 +3302,9 @@
             <w:tcW w:type="dxa" w:w="371"/>
           </w:tcPr>
           <w:p>
+            <w:pPr>
+              <w:jc w:val="center"/>
+            </w:pPr>
             <w:r/>
           </w:p>
         </w:tc>
@@ -2753,38 +3313,53 @@
             <w:tcW w:type="dxa" w:w="419"/>
           </w:tcPr>
           <w:p>
-            <w:r/>
-          </w:p>
-        </w:tc>
-        <w:tc>
-          <w:tcPr>
-            <w:tcW w:type="dxa" w:w="839"/>
-          </w:tcPr>
-          <w:p>
-            <w:r/>
-          </w:p>
-        </w:tc>
-        <w:tc>
-          <w:tcPr>
-            <w:tcW w:type="dxa" w:w="732"/>
-          </w:tcPr>
-          <w:p>
-            <w:r/>
-          </w:p>
-        </w:tc>
-        <w:tc>
-          <w:tcPr>
-            <w:tcW w:type="dxa" w:w="839"/>
-          </w:tcPr>
-          <w:p>
-            <w:r/>
-          </w:p>
-        </w:tc>
-        <w:tc>
-          <w:tcPr>
-            <w:tcW w:type="dxa" w:w="732"/>
-          </w:tcPr>
-          <w:p>
+            <w:pPr>
+              <w:jc w:val="center"/>
+            </w:pPr>
+            <w:r/>
+          </w:p>
+        </w:tc>
+        <w:tc>
+          <w:tcPr>
+            <w:tcW w:type="dxa" w:w="839"/>
+          </w:tcPr>
+          <w:p>
+            <w:pPr>
+              <w:jc w:val="center"/>
+            </w:pPr>
+            <w:r/>
+          </w:p>
+        </w:tc>
+        <w:tc>
+          <w:tcPr>
+            <w:tcW w:type="dxa" w:w="732"/>
+          </w:tcPr>
+          <w:p>
+            <w:pPr>
+              <w:jc w:val="center"/>
+            </w:pPr>
+            <w:r/>
+          </w:p>
+        </w:tc>
+        <w:tc>
+          <w:tcPr>
+            <w:tcW w:type="dxa" w:w="839"/>
+          </w:tcPr>
+          <w:p>
+            <w:pPr>
+              <w:jc w:val="center"/>
+            </w:pPr>
+            <w:r/>
+          </w:p>
+        </w:tc>
+        <w:tc>
+          <w:tcPr>
+            <w:tcW w:type="dxa" w:w="732"/>
+          </w:tcPr>
+          <w:p>
+            <w:pPr>
+              <w:jc w:val="center"/>
+            </w:pPr>
             <w:r/>
           </w:p>
         </w:tc>
@@ -2823,7 +3398,12 @@
             <w:tcW w:type="dxa" w:w="505"/>
           </w:tcPr>
           <w:p>
-            <w:r/>
+            <w:pPr>
+              <w:jc w:val="center"/>
+            </w:pPr>
+            <w:r>
+              <w:t>X</w:t>
+            </w:r>
           </w:p>
         </w:tc>
         <w:tc>
@@ -2831,6 +3411,9 @@
             <w:tcW w:type="dxa" w:w="371"/>
           </w:tcPr>
           <w:p>
+            <w:pPr>
+              <w:jc w:val="center"/>
+            </w:pPr>
             <w:r/>
           </w:p>
         </w:tc>
@@ -2839,38 +3422,53 @@
             <w:tcW w:type="dxa" w:w="419"/>
           </w:tcPr>
           <w:p>
-            <w:r/>
-          </w:p>
-        </w:tc>
-        <w:tc>
-          <w:tcPr>
-            <w:tcW w:type="dxa" w:w="839"/>
-          </w:tcPr>
-          <w:p>
-            <w:r/>
-          </w:p>
-        </w:tc>
-        <w:tc>
-          <w:tcPr>
-            <w:tcW w:type="dxa" w:w="732"/>
-          </w:tcPr>
-          <w:p>
-            <w:r/>
-          </w:p>
-        </w:tc>
-        <w:tc>
-          <w:tcPr>
-            <w:tcW w:type="dxa" w:w="839"/>
-          </w:tcPr>
-          <w:p>
-            <w:r/>
-          </w:p>
-        </w:tc>
-        <w:tc>
-          <w:tcPr>
-            <w:tcW w:type="dxa" w:w="732"/>
-          </w:tcPr>
-          <w:p>
+            <w:pPr>
+              <w:jc w:val="center"/>
+            </w:pPr>
+            <w:r/>
+          </w:p>
+        </w:tc>
+        <w:tc>
+          <w:tcPr>
+            <w:tcW w:type="dxa" w:w="839"/>
+          </w:tcPr>
+          <w:p>
+            <w:pPr>
+              <w:jc w:val="center"/>
+            </w:pPr>
+            <w:r/>
+          </w:p>
+        </w:tc>
+        <w:tc>
+          <w:tcPr>
+            <w:tcW w:type="dxa" w:w="732"/>
+          </w:tcPr>
+          <w:p>
+            <w:pPr>
+              <w:jc w:val="center"/>
+            </w:pPr>
+            <w:r/>
+          </w:p>
+        </w:tc>
+        <w:tc>
+          <w:tcPr>
+            <w:tcW w:type="dxa" w:w="839"/>
+          </w:tcPr>
+          <w:p>
+            <w:pPr>
+              <w:jc w:val="center"/>
+            </w:pPr>
+            <w:r/>
+          </w:p>
+        </w:tc>
+        <w:tc>
+          <w:tcPr>
+            <w:tcW w:type="dxa" w:w="732"/>
+          </w:tcPr>
+          <w:p>
+            <w:pPr>
+              <w:jc w:val="center"/>
+            </w:pPr>
             <w:r/>
           </w:p>
         </w:tc>
@@ -2909,7 +3507,12 @@
             <w:tcW w:type="dxa" w:w="505"/>
           </w:tcPr>
           <w:p>
-            <w:r/>
+            <w:pPr>
+              <w:jc w:val="center"/>
+            </w:pPr>
+            <w:r>
+              <w:t>X</w:t>
+            </w:r>
           </w:p>
         </w:tc>
         <w:tc>
@@ -2917,6 +3520,9 @@
             <w:tcW w:type="dxa" w:w="371"/>
           </w:tcPr>
           <w:p>
+            <w:pPr>
+              <w:jc w:val="center"/>
+            </w:pPr>
             <w:r/>
           </w:p>
         </w:tc>
@@ -2925,38 +3531,53 @@
             <w:tcW w:type="dxa" w:w="419"/>
           </w:tcPr>
           <w:p>
-            <w:r/>
-          </w:p>
-        </w:tc>
-        <w:tc>
-          <w:tcPr>
-            <w:tcW w:type="dxa" w:w="839"/>
-          </w:tcPr>
-          <w:p>
-            <w:r/>
-          </w:p>
-        </w:tc>
-        <w:tc>
-          <w:tcPr>
-            <w:tcW w:type="dxa" w:w="732"/>
-          </w:tcPr>
-          <w:p>
-            <w:r/>
-          </w:p>
-        </w:tc>
-        <w:tc>
-          <w:tcPr>
-            <w:tcW w:type="dxa" w:w="839"/>
-          </w:tcPr>
-          <w:p>
-            <w:r/>
-          </w:p>
-        </w:tc>
-        <w:tc>
-          <w:tcPr>
-            <w:tcW w:type="dxa" w:w="732"/>
-          </w:tcPr>
-          <w:p>
+            <w:pPr>
+              <w:jc w:val="center"/>
+            </w:pPr>
+            <w:r/>
+          </w:p>
+        </w:tc>
+        <w:tc>
+          <w:tcPr>
+            <w:tcW w:type="dxa" w:w="839"/>
+          </w:tcPr>
+          <w:p>
+            <w:pPr>
+              <w:jc w:val="center"/>
+            </w:pPr>
+            <w:r/>
+          </w:p>
+        </w:tc>
+        <w:tc>
+          <w:tcPr>
+            <w:tcW w:type="dxa" w:w="732"/>
+          </w:tcPr>
+          <w:p>
+            <w:pPr>
+              <w:jc w:val="center"/>
+            </w:pPr>
+            <w:r/>
+          </w:p>
+        </w:tc>
+        <w:tc>
+          <w:tcPr>
+            <w:tcW w:type="dxa" w:w="839"/>
+          </w:tcPr>
+          <w:p>
+            <w:pPr>
+              <w:jc w:val="center"/>
+            </w:pPr>
+            <w:r/>
+          </w:p>
+        </w:tc>
+        <w:tc>
+          <w:tcPr>
+            <w:tcW w:type="dxa" w:w="732"/>
+          </w:tcPr>
+          <w:p>
+            <w:pPr>
+              <w:jc w:val="center"/>
+            </w:pPr>
             <w:r/>
           </w:p>
         </w:tc>
@@ -2995,7 +3616,12 @@
             <w:tcW w:type="dxa" w:w="505"/>
           </w:tcPr>
           <w:p>
-            <w:r/>
+            <w:pPr>
+              <w:jc w:val="center"/>
+            </w:pPr>
+            <w:r>
+              <w:t>X</w:t>
+            </w:r>
           </w:p>
         </w:tc>
         <w:tc>
@@ -3003,6 +3629,9 @@
             <w:tcW w:type="dxa" w:w="371"/>
           </w:tcPr>
           <w:p>
+            <w:pPr>
+              <w:jc w:val="center"/>
+            </w:pPr>
             <w:r/>
           </w:p>
         </w:tc>
@@ -3011,38 +3640,53 @@
             <w:tcW w:type="dxa" w:w="419"/>
           </w:tcPr>
           <w:p>
-            <w:r/>
-          </w:p>
-        </w:tc>
-        <w:tc>
-          <w:tcPr>
-            <w:tcW w:type="dxa" w:w="839"/>
-          </w:tcPr>
-          <w:p>
-            <w:r/>
-          </w:p>
-        </w:tc>
-        <w:tc>
-          <w:tcPr>
-            <w:tcW w:type="dxa" w:w="732"/>
-          </w:tcPr>
-          <w:p>
-            <w:r/>
-          </w:p>
-        </w:tc>
-        <w:tc>
-          <w:tcPr>
-            <w:tcW w:type="dxa" w:w="839"/>
-          </w:tcPr>
-          <w:p>
-            <w:r/>
-          </w:p>
-        </w:tc>
-        <w:tc>
-          <w:tcPr>
-            <w:tcW w:type="dxa" w:w="732"/>
-          </w:tcPr>
-          <w:p>
+            <w:pPr>
+              <w:jc w:val="center"/>
+            </w:pPr>
+            <w:r/>
+          </w:p>
+        </w:tc>
+        <w:tc>
+          <w:tcPr>
+            <w:tcW w:type="dxa" w:w="839"/>
+          </w:tcPr>
+          <w:p>
+            <w:pPr>
+              <w:jc w:val="center"/>
+            </w:pPr>
+            <w:r/>
+          </w:p>
+        </w:tc>
+        <w:tc>
+          <w:tcPr>
+            <w:tcW w:type="dxa" w:w="732"/>
+          </w:tcPr>
+          <w:p>
+            <w:pPr>
+              <w:jc w:val="center"/>
+            </w:pPr>
+            <w:r/>
+          </w:p>
+        </w:tc>
+        <w:tc>
+          <w:tcPr>
+            <w:tcW w:type="dxa" w:w="839"/>
+          </w:tcPr>
+          <w:p>
+            <w:pPr>
+              <w:jc w:val="center"/>
+            </w:pPr>
+            <w:r/>
+          </w:p>
+        </w:tc>
+        <w:tc>
+          <w:tcPr>
+            <w:tcW w:type="dxa" w:w="732"/>
+          </w:tcPr>
+          <w:p>
+            <w:pPr>
+              <w:jc w:val="center"/>
+            </w:pPr>
             <w:r/>
           </w:p>
         </w:tc>
@@ -3081,7 +3725,12 @@
             <w:tcW w:type="dxa" w:w="505"/>
           </w:tcPr>
           <w:p>
-            <w:r/>
+            <w:pPr>
+              <w:jc w:val="center"/>
+            </w:pPr>
+            <w:r>
+              <w:t>X</w:t>
+            </w:r>
           </w:p>
         </w:tc>
         <w:tc>
@@ -3089,6 +3738,9 @@
             <w:tcW w:type="dxa" w:w="371"/>
           </w:tcPr>
           <w:p>
+            <w:pPr>
+              <w:jc w:val="center"/>
+            </w:pPr>
             <w:r/>
           </w:p>
         </w:tc>
@@ -3097,38 +3749,53 @@
             <w:tcW w:type="dxa" w:w="419"/>
           </w:tcPr>
           <w:p>
-            <w:r/>
-          </w:p>
-        </w:tc>
-        <w:tc>
-          <w:tcPr>
-            <w:tcW w:type="dxa" w:w="839"/>
-          </w:tcPr>
-          <w:p>
-            <w:r/>
-          </w:p>
-        </w:tc>
-        <w:tc>
-          <w:tcPr>
-            <w:tcW w:type="dxa" w:w="732"/>
-          </w:tcPr>
-          <w:p>
-            <w:r/>
-          </w:p>
-        </w:tc>
-        <w:tc>
-          <w:tcPr>
-            <w:tcW w:type="dxa" w:w="839"/>
-          </w:tcPr>
-          <w:p>
-            <w:r/>
-          </w:p>
-        </w:tc>
-        <w:tc>
-          <w:tcPr>
-            <w:tcW w:type="dxa" w:w="732"/>
-          </w:tcPr>
-          <w:p>
+            <w:pPr>
+              <w:jc w:val="center"/>
+            </w:pPr>
+            <w:r/>
+          </w:p>
+        </w:tc>
+        <w:tc>
+          <w:tcPr>
+            <w:tcW w:type="dxa" w:w="839"/>
+          </w:tcPr>
+          <w:p>
+            <w:pPr>
+              <w:jc w:val="center"/>
+            </w:pPr>
+            <w:r/>
+          </w:p>
+        </w:tc>
+        <w:tc>
+          <w:tcPr>
+            <w:tcW w:type="dxa" w:w="732"/>
+          </w:tcPr>
+          <w:p>
+            <w:pPr>
+              <w:jc w:val="center"/>
+            </w:pPr>
+            <w:r/>
+          </w:p>
+        </w:tc>
+        <w:tc>
+          <w:tcPr>
+            <w:tcW w:type="dxa" w:w="839"/>
+          </w:tcPr>
+          <w:p>
+            <w:pPr>
+              <w:jc w:val="center"/>
+            </w:pPr>
+            <w:r/>
+          </w:p>
+        </w:tc>
+        <w:tc>
+          <w:tcPr>
+            <w:tcW w:type="dxa" w:w="732"/>
+          </w:tcPr>
+          <w:p>
+            <w:pPr>
+              <w:jc w:val="center"/>
+            </w:pPr>
             <w:r/>
           </w:p>
         </w:tc>
@@ -3167,7 +3834,12 @@
             <w:tcW w:type="dxa" w:w="505"/>
           </w:tcPr>
           <w:p>
-            <w:r/>
+            <w:pPr>
+              <w:jc w:val="center"/>
+            </w:pPr>
+            <w:r>
+              <w:t>X</w:t>
+            </w:r>
           </w:p>
         </w:tc>
         <w:tc>
@@ -3175,6 +3847,9 @@
             <w:tcW w:type="dxa" w:w="371"/>
           </w:tcPr>
           <w:p>
+            <w:pPr>
+              <w:jc w:val="center"/>
+            </w:pPr>
             <w:r/>
           </w:p>
         </w:tc>
@@ -3183,38 +3858,53 @@
             <w:tcW w:type="dxa" w:w="419"/>
           </w:tcPr>
           <w:p>
-            <w:r/>
-          </w:p>
-        </w:tc>
-        <w:tc>
-          <w:tcPr>
-            <w:tcW w:type="dxa" w:w="839"/>
-          </w:tcPr>
-          <w:p>
-            <w:r/>
-          </w:p>
-        </w:tc>
-        <w:tc>
-          <w:tcPr>
-            <w:tcW w:type="dxa" w:w="732"/>
-          </w:tcPr>
-          <w:p>
-            <w:r/>
-          </w:p>
-        </w:tc>
-        <w:tc>
-          <w:tcPr>
-            <w:tcW w:type="dxa" w:w="839"/>
-          </w:tcPr>
-          <w:p>
-            <w:r/>
-          </w:p>
-        </w:tc>
-        <w:tc>
-          <w:tcPr>
-            <w:tcW w:type="dxa" w:w="732"/>
-          </w:tcPr>
-          <w:p>
+            <w:pPr>
+              <w:jc w:val="center"/>
+            </w:pPr>
+            <w:r/>
+          </w:p>
+        </w:tc>
+        <w:tc>
+          <w:tcPr>
+            <w:tcW w:type="dxa" w:w="839"/>
+          </w:tcPr>
+          <w:p>
+            <w:pPr>
+              <w:jc w:val="center"/>
+            </w:pPr>
+            <w:r/>
+          </w:p>
+        </w:tc>
+        <w:tc>
+          <w:tcPr>
+            <w:tcW w:type="dxa" w:w="732"/>
+          </w:tcPr>
+          <w:p>
+            <w:pPr>
+              <w:jc w:val="center"/>
+            </w:pPr>
+            <w:r/>
+          </w:p>
+        </w:tc>
+        <w:tc>
+          <w:tcPr>
+            <w:tcW w:type="dxa" w:w="839"/>
+          </w:tcPr>
+          <w:p>
+            <w:pPr>
+              <w:jc w:val="center"/>
+            </w:pPr>
+            <w:r/>
+          </w:p>
+        </w:tc>
+        <w:tc>
+          <w:tcPr>
+            <w:tcW w:type="dxa" w:w="732"/>
+          </w:tcPr>
+          <w:p>
+            <w:pPr>
+              <w:jc w:val="center"/>
+            </w:pPr>
             <w:r/>
           </w:p>
         </w:tc>
@@ -3253,7 +3943,12 @@
             <w:tcW w:type="dxa" w:w="505"/>
           </w:tcPr>
           <w:p>
-            <w:r/>
+            <w:pPr>
+              <w:jc w:val="center"/>
+            </w:pPr>
+            <w:r>
+              <w:t>X</w:t>
+            </w:r>
           </w:p>
         </w:tc>
         <w:tc>
@@ -3261,6 +3956,9 @@
             <w:tcW w:type="dxa" w:w="371"/>
           </w:tcPr>
           <w:p>
+            <w:pPr>
+              <w:jc w:val="center"/>
+            </w:pPr>
             <w:r/>
           </w:p>
         </w:tc>
@@ -3269,38 +3967,53 @@
             <w:tcW w:type="dxa" w:w="419"/>
           </w:tcPr>
           <w:p>
-            <w:r/>
-          </w:p>
-        </w:tc>
-        <w:tc>
-          <w:tcPr>
-            <w:tcW w:type="dxa" w:w="839"/>
-          </w:tcPr>
-          <w:p>
-            <w:r/>
-          </w:p>
-        </w:tc>
-        <w:tc>
-          <w:tcPr>
-            <w:tcW w:type="dxa" w:w="732"/>
-          </w:tcPr>
-          <w:p>
-            <w:r/>
-          </w:p>
-        </w:tc>
-        <w:tc>
-          <w:tcPr>
-            <w:tcW w:type="dxa" w:w="839"/>
-          </w:tcPr>
-          <w:p>
-            <w:r/>
-          </w:p>
-        </w:tc>
-        <w:tc>
-          <w:tcPr>
-            <w:tcW w:type="dxa" w:w="732"/>
-          </w:tcPr>
-          <w:p>
+            <w:pPr>
+              <w:jc w:val="center"/>
+            </w:pPr>
+            <w:r/>
+          </w:p>
+        </w:tc>
+        <w:tc>
+          <w:tcPr>
+            <w:tcW w:type="dxa" w:w="839"/>
+          </w:tcPr>
+          <w:p>
+            <w:pPr>
+              <w:jc w:val="center"/>
+            </w:pPr>
+            <w:r/>
+          </w:p>
+        </w:tc>
+        <w:tc>
+          <w:tcPr>
+            <w:tcW w:type="dxa" w:w="732"/>
+          </w:tcPr>
+          <w:p>
+            <w:pPr>
+              <w:jc w:val="center"/>
+            </w:pPr>
+            <w:r/>
+          </w:p>
+        </w:tc>
+        <w:tc>
+          <w:tcPr>
+            <w:tcW w:type="dxa" w:w="839"/>
+          </w:tcPr>
+          <w:p>
+            <w:pPr>
+              <w:jc w:val="center"/>
+            </w:pPr>
+            <w:r/>
+          </w:p>
+        </w:tc>
+        <w:tc>
+          <w:tcPr>
+            <w:tcW w:type="dxa" w:w="732"/>
+          </w:tcPr>
+          <w:p>
+            <w:pPr>
+              <w:jc w:val="center"/>
+            </w:pPr>
             <w:r/>
           </w:p>
         </w:tc>
@@ -3339,7 +4052,12 @@
             <w:tcW w:type="dxa" w:w="505"/>
           </w:tcPr>
           <w:p>
-            <w:r/>
+            <w:pPr>
+              <w:jc w:val="center"/>
+            </w:pPr>
+            <w:r>
+              <w:t>X</w:t>
+            </w:r>
           </w:p>
         </w:tc>
         <w:tc>
@@ -3347,6 +4065,9 @@
             <w:tcW w:type="dxa" w:w="371"/>
           </w:tcPr>
           <w:p>
+            <w:pPr>
+              <w:jc w:val="center"/>
+            </w:pPr>
             <w:r/>
           </w:p>
         </w:tc>
@@ -3355,38 +4076,53 @@
             <w:tcW w:type="dxa" w:w="419"/>
           </w:tcPr>
           <w:p>
-            <w:r/>
-          </w:p>
-        </w:tc>
-        <w:tc>
-          <w:tcPr>
-            <w:tcW w:type="dxa" w:w="839"/>
-          </w:tcPr>
-          <w:p>
-            <w:r/>
-          </w:p>
-        </w:tc>
-        <w:tc>
-          <w:tcPr>
-            <w:tcW w:type="dxa" w:w="732"/>
-          </w:tcPr>
-          <w:p>
-            <w:r/>
-          </w:p>
-        </w:tc>
-        <w:tc>
-          <w:tcPr>
-            <w:tcW w:type="dxa" w:w="839"/>
-          </w:tcPr>
-          <w:p>
-            <w:r/>
-          </w:p>
-        </w:tc>
-        <w:tc>
-          <w:tcPr>
-            <w:tcW w:type="dxa" w:w="732"/>
-          </w:tcPr>
-          <w:p>
+            <w:pPr>
+              <w:jc w:val="center"/>
+            </w:pPr>
+            <w:r/>
+          </w:p>
+        </w:tc>
+        <w:tc>
+          <w:tcPr>
+            <w:tcW w:type="dxa" w:w="839"/>
+          </w:tcPr>
+          <w:p>
+            <w:pPr>
+              <w:jc w:val="center"/>
+            </w:pPr>
+            <w:r/>
+          </w:p>
+        </w:tc>
+        <w:tc>
+          <w:tcPr>
+            <w:tcW w:type="dxa" w:w="732"/>
+          </w:tcPr>
+          <w:p>
+            <w:pPr>
+              <w:jc w:val="center"/>
+            </w:pPr>
+            <w:r/>
+          </w:p>
+        </w:tc>
+        <w:tc>
+          <w:tcPr>
+            <w:tcW w:type="dxa" w:w="839"/>
+          </w:tcPr>
+          <w:p>
+            <w:pPr>
+              <w:jc w:val="center"/>
+            </w:pPr>
+            <w:r/>
+          </w:p>
+        </w:tc>
+        <w:tc>
+          <w:tcPr>
+            <w:tcW w:type="dxa" w:w="732"/>
+          </w:tcPr>
+          <w:p>
+            <w:pPr>
+              <w:jc w:val="center"/>
+            </w:pPr>
             <w:r/>
           </w:p>
         </w:tc>
